--- a/deliverables/Assignment_5_Theranos_Diffusion_Agent_Record.docx
+++ b/deliverables/Assignment_5_Theranos_Diffusion_Agent_Record.docx
@@ -199,7 +199,7 @@
                 <w:rFonts w:ascii="Liberation Sans" w:hAnsi="Liberation Sans"/>
                 <w:sz w:val="18"/>
               </w:rPr>
-              <w:t>GitHub account: yicrry777</w:t>
+              <w:t>Shuoying Wang</w:t>
             </w:r>
           </w:p>
         </w:tc>

--- a/deliverables/Assignment_5_Theranos_Diffusion_Agent_Record.docx
+++ b/deliverables/Assignment_5_Theranos_Diffusion_Agent_Record.docx
@@ -2155,7 +2155,7 @@
                 <w:rFonts w:ascii="Liberation Sans" w:hAnsi="Liberation Sans"/>
                 <w:sz w:val="18"/>
               </w:rPr>
-              <w:t>ChatGPT/Codex assisted with Rogers mapping, contrast cases, the adversarial fixture, revision, and saved responses. Consequential claims were checked against six original sources; civil allegations and criminal findings are distinguished. The prompt builder ran for all three cases, all three corrected JSON files passed validation, the contrast check passed, and frozen-core integrity passed. Saved responses were model-assisted in this session, not separate blinded API runs.</w:t>
+              <w:t>Codex acted as a development and testing assistant: it helped prepare the Rogers mapping, cases, diagnostic fixture, revision and model-assisted responses. Codex ran the prompt builder for three cases, three JSON validators, the contrast check and the frozen-core check. Consequential claims were checked against six original sources, with civil allegations distinguished from criminal findings. The saved responses were not separate blinded API runs; no live patient data was used.</w:t>
             </w:r>
           </w:p>
         </w:tc>
